--- a/app/templates/docx/student-registration-form.docx
+++ b/app/templates/docx/student-registration-form.docx
@@ -24,7 +24,7 @@
         <mc:AlternateContent>
           <mc:Choice Requires="wps">
             <w:drawing>
-              <wp:anchor behindDoc="0" distT="6350" distB="6350" distL="6985" distR="5715" simplePos="0" locked="0" layoutInCell="1" allowOverlap="1" relativeHeight="6">
+              <wp:anchor behindDoc="0" distT="6350" distB="6350" distL="6985" distR="5715" simplePos="0" locked="0" layoutInCell="1" allowOverlap="1" relativeHeight="8">
                 <wp:simplePos x="0" y="0"/>
                 <wp:positionH relativeFrom="column">
                   <wp:posOffset>100330</wp:posOffset>
@@ -247,6 +247,17 @@
           <w:szCs w:val="14"/>
           <w:lang w:bidi="fa-IR"/>
         </w:rPr>
+        <w:t>form_</w:t>
+      </w:r>
+      <w:r>
+        <w:rPr>
+          <w:rFonts w:cs="B Nazanin" w:asciiTheme="majorBidi" w:hAnsiTheme="majorBidi"/>
+          <w:b/>
+          <w:bCs/>
+          <w:sz w:val="14"/>
+          <w:szCs w:val="14"/>
+          <w:lang w:bidi="fa-IR"/>
+        </w:rPr>
         <w:t>number</w:t>
       </w:r>
       <w:r>
@@ -259,7 +270,7 @@
           <w:rtl w:val="true"/>
           <w:lang w:bidi="fa-IR"/>
         </w:rPr>
-        <w:t xml:space="preserve">}}) </w:t>
+        <w:t xml:space="preserve">}})                                  </w:t>
       </w:r>
       <w:r>
         <w:rPr>
@@ -296,7 +307,7 @@
           <w:szCs w:val="14"/>
           <w:lang w:bidi="fa-IR"/>
         </w:rPr>
-        <w:t>date</w:t>
+        <w:t>distribution_date</w:t>
       </w:r>
       <w:r>
         <w:rPr>
@@ -308,7 +319,7 @@
           <w:rtl w:val="true"/>
           <w:lang w:bidi="fa-IR"/>
         </w:rPr>
-        <w:t xml:space="preserve">}})                                                                 </w:t>
+        <w:t xml:space="preserve">}})                                              </w:t>
       </w:r>
       <w:r>
         <w:rPr>
@@ -345,7 +356,7 @@
           <w:szCs w:val="14"/>
           <w:lang w:bidi="fa-IR"/>
         </w:rPr>
-        <w:t>current_year</w:t>
+        <w:t>academic_year</w:t>
       </w:r>
       <w:r>
         <w:rPr>
@@ -2737,7 +2748,7 @@
                 <w:szCs w:val="12"/>
                 <w:lang w:val="en-US" w:eastAsia="en-US" w:bidi="fa-IR"/>
               </w:rPr>
-              <w:t>{{GRADE_12_S_000001}}</w:t>
+              <w:t>{{GRADE_S_000003_S_000001}}</w:t>
             </w:r>
           </w:p>
         </w:tc>
@@ -2868,7 +2879,7 @@
                 <w:szCs w:val="12"/>
                 <w:lang w:val="en-US" w:eastAsia="en-US" w:bidi="fa-IR"/>
               </w:rPr>
-              <w:t>{{GRADE_11_S_000001}}</w:t>
+              <w:t>{{GRADE_S_000002_S_000001}}</w:t>
             </w:r>
           </w:p>
         </w:tc>
@@ -2998,7 +3009,7 @@
                 <w:szCs w:val="12"/>
                 <w:lang w:val="en-US" w:eastAsia="en-US" w:bidi="fa-IR"/>
               </w:rPr>
-              <w:t>{{GRADE_10_S_000001}}</w:t>
+              <w:t>{{GRADE_S_000001_S_000001}}</w:t>
             </w:r>
           </w:p>
         </w:tc>
@@ -3248,7 +3259,7 @@
                 <w:szCs w:val="12"/>
                 <w:lang w:val="en-US" w:eastAsia="en-US" w:bidi="fa-IR"/>
               </w:rPr>
-              <w:t>{{GRADE_12_S_000002}}</w:t>
+              <w:t>{{GRADE_S_000003_S_000002}}</w:t>
             </w:r>
           </w:p>
         </w:tc>
@@ -3379,7 +3390,7 @@
                 <w:szCs w:val="12"/>
                 <w:lang w:val="en-US" w:eastAsia="en-US" w:bidi="fa-IR"/>
               </w:rPr>
-              <w:t>{{GRADE_11_S_000002}}</w:t>
+              <w:t>{{GRADE_S_000002_S_000002}}</w:t>
             </w:r>
           </w:p>
         </w:tc>
@@ -3509,7 +3520,7 @@
                 <w:szCs w:val="12"/>
                 <w:lang w:val="en-US" w:eastAsia="en-US" w:bidi="fa-IR"/>
               </w:rPr>
-              <w:t>{{GRADE_10_S_000002}}</w:t>
+              <w:t>{{GRADE_S_000001_S_000002}}</w:t>
             </w:r>
           </w:p>
         </w:tc>
@@ -3759,7 +3770,7 @@
                 <w:szCs w:val="12"/>
                 <w:lang w:val="en-US" w:eastAsia="en-US" w:bidi="fa-IR"/>
               </w:rPr>
-              <w:t>{{GRADE_12_S_000003}}</w:t>
+              <w:t>{{GRADE_S_000003_S_000003}}</w:t>
             </w:r>
           </w:p>
         </w:tc>
@@ -3890,7 +3901,7 @@
                 <w:szCs w:val="12"/>
                 <w:lang w:val="en-US" w:eastAsia="en-US" w:bidi="fa-IR"/>
               </w:rPr>
-              <w:t>{{GRADE_11_S_000003}}</w:t>
+              <w:t>{{GRADE_S_000002_S_000003}}</w:t>
             </w:r>
           </w:p>
         </w:tc>
@@ -4020,7 +4031,7 @@
                 <w:szCs w:val="12"/>
                 <w:lang w:val="en-US" w:eastAsia="en-US" w:bidi="fa-IR"/>
               </w:rPr>
-              <w:t>{{GRADE_10_S_000003}}</w:t>
+              <w:t>{{GRADE_S_000001_S_000003}}</w:t>
             </w:r>
           </w:p>
         </w:tc>
@@ -4270,7 +4281,7 @@
                 <w:szCs w:val="12"/>
                 <w:lang w:val="en-US" w:eastAsia="en-US" w:bidi="fa-IR"/>
               </w:rPr>
-              <w:t>{{GRADE_12_S_000004}}</w:t>
+              <w:t>{{GRADE_S_000003_S_000004}}</w:t>
             </w:r>
           </w:p>
         </w:tc>
@@ -4401,7 +4412,7 @@
                 <w:szCs w:val="12"/>
                 <w:lang w:val="en-US" w:eastAsia="en-US" w:bidi="fa-IR"/>
               </w:rPr>
-              <w:t>{{GRADE_11_S_000004}}</w:t>
+              <w:t>{{GRADE_S_000002_S_000004}}</w:t>
             </w:r>
           </w:p>
         </w:tc>
@@ -4531,7 +4542,7 @@
                 <w:szCs w:val="12"/>
                 <w:lang w:val="en-US" w:eastAsia="en-US" w:bidi="fa-IR"/>
               </w:rPr>
-              <w:t>{{GRADE_10_S_000004}}</w:t>
+              <w:t>{{GRADE_S_000001_S_000004}}</w:t>
             </w:r>
           </w:p>
         </w:tc>
@@ -4781,7 +4792,7 @@
                 <w:szCs w:val="12"/>
                 <w:lang w:val="en-US" w:eastAsia="en-US" w:bidi="fa-IR"/>
               </w:rPr>
-              <w:t>{{GRADE_12_S_000005}}</w:t>
+              <w:t>{{GRADE_S_000003_S_000005}}</w:t>
             </w:r>
           </w:p>
         </w:tc>
@@ -4912,7 +4923,7 @@
                 <w:szCs w:val="12"/>
                 <w:lang w:val="en-US" w:eastAsia="en-US" w:bidi="fa-IR"/>
               </w:rPr>
-              <w:t>{{GRADE_11_S_000005}}</w:t>
+              <w:t>{{GRADE_S_000002_S_000005}}</w:t>
             </w:r>
           </w:p>
         </w:tc>
@@ -5042,7 +5053,7 @@
                 <w:szCs w:val="12"/>
                 <w:lang w:val="en-US" w:eastAsia="en-US" w:bidi="fa-IR"/>
               </w:rPr>
-              <w:t>{{GRADE_10_S_000005}}</w:t>
+              <w:t>{{GRADE_S_000001_S_000005}}</w:t>
             </w:r>
           </w:p>
         </w:tc>
@@ -5292,7 +5303,7 @@
                 <w:szCs w:val="12"/>
                 <w:lang w:val="en-US" w:eastAsia="en-US" w:bidi="fa-IR"/>
               </w:rPr>
-              <w:t>{{GRADE_12_S_000006}}</w:t>
+              <w:t>{{GRADE_S_000003_S_000006}}</w:t>
             </w:r>
           </w:p>
         </w:tc>
@@ -5423,7 +5434,7 @@
                 <w:szCs w:val="12"/>
                 <w:lang w:val="en-US" w:eastAsia="en-US" w:bidi="fa-IR"/>
               </w:rPr>
-              <w:t>{{GRADE_11_S_000006}}</w:t>
+              <w:t>{{GRADE_S_000002_S_000006}}</w:t>
             </w:r>
           </w:p>
         </w:tc>
@@ -5553,7 +5564,7 @@
                 <w:szCs w:val="12"/>
                 <w:lang w:val="en-US" w:eastAsia="en-US" w:bidi="fa-IR"/>
               </w:rPr>
-              <w:t>{{GRADE_10_S_000006}}</w:t>
+              <w:t>{{GRADE_S_000001_S_000006}}</w:t>
             </w:r>
           </w:p>
         </w:tc>
@@ -5803,7 +5814,7 @@
                 <w:szCs w:val="12"/>
                 <w:lang w:val="en-US" w:eastAsia="en-US" w:bidi="fa-IR"/>
               </w:rPr>
-              <w:t>{{GRADE_12_S_000007}}</w:t>
+              <w:t>{{GRADE_S_000003_S_000007}}</w:t>
             </w:r>
           </w:p>
         </w:tc>
@@ -5934,7 +5945,7 @@
                 <w:szCs w:val="12"/>
                 <w:lang w:val="en-US" w:eastAsia="en-US" w:bidi="fa-IR"/>
               </w:rPr>
-              <w:t>{{GRADE_11_S_000007}}</w:t>
+              <w:t>{{GRADE_S_000002_S_000007}}</w:t>
             </w:r>
           </w:p>
         </w:tc>
@@ -6064,7 +6075,7 @@
                 <w:szCs w:val="12"/>
                 <w:lang w:val="en-US" w:eastAsia="en-US" w:bidi="fa-IR"/>
               </w:rPr>
-              <w:t>{{GRADE_10_S_000007}}</w:t>
+              <w:t>{{GRADE_S_000001_S_000007}}</w:t>
             </w:r>
           </w:p>
         </w:tc>
@@ -6314,7 +6325,7 @@
                 <w:szCs w:val="12"/>
                 <w:lang w:val="en-US" w:eastAsia="en-US" w:bidi="fa-IR"/>
               </w:rPr>
-              <w:t>{{GRADE_12_S_000008}}</w:t>
+              <w:t>{{GRADE_S_000003_S_000008}}</w:t>
             </w:r>
           </w:p>
         </w:tc>
@@ -6445,7 +6456,7 @@
                 <w:szCs w:val="12"/>
                 <w:lang w:val="en-US" w:eastAsia="en-US" w:bidi="fa-IR"/>
               </w:rPr>
-              <w:t>{{GRADE_11_S_000008}}</w:t>
+              <w:t>{{GRADE_S_000002_S_000008}}</w:t>
             </w:r>
           </w:p>
         </w:tc>
@@ -6575,7 +6586,7 @@
                 <w:szCs w:val="12"/>
                 <w:lang w:val="en-US" w:eastAsia="en-US" w:bidi="fa-IR"/>
               </w:rPr>
-              <w:t>{{GRADE_10_S_000008}}</w:t>
+              <w:t>{{GRADE_S_000001_S_000008}}</w:t>
             </w:r>
           </w:p>
         </w:tc>
@@ -6825,7 +6836,7 @@
                 <w:szCs w:val="12"/>
                 <w:lang w:val="en-US" w:eastAsia="en-US" w:bidi="fa-IR"/>
               </w:rPr>
-              <w:t>{{GRADE_12_S_000009}}</w:t>
+              <w:t>{{GRADE_S_000003_S_000009}}</w:t>
             </w:r>
           </w:p>
         </w:tc>
@@ -6956,7 +6967,7 @@
                 <w:szCs w:val="12"/>
                 <w:lang w:val="en-US" w:eastAsia="en-US" w:bidi="fa-IR"/>
               </w:rPr>
-              <w:t>{{GRADE_11_S_000009}}</w:t>
+              <w:t>{{GRADE_S_000002_S_000009}}</w:t>
             </w:r>
           </w:p>
         </w:tc>
@@ -7086,7 +7097,7 @@
                 <w:szCs w:val="12"/>
                 <w:lang w:val="en-US" w:eastAsia="en-US" w:bidi="fa-IR"/>
               </w:rPr>
-              <w:t>{{GRADE_10_S_000009}}</w:t>
+              <w:t>{{GRADE_S_000001_S_000009}}</w:t>
             </w:r>
           </w:p>
         </w:tc>
@@ -7336,7 +7347,7 @@
                 <w:szCs w:val="12"/>
                 <w:lang w:val="en-US" w:eastAsia="en-US" w:bidi="fa-IR"/>
               </w:rPr>
-              <w:t>{{GRADE_12_S_000010}}</w:t>
+              <w:t>{{GRADE_S_000003_S_000010}}</w:t>
             </w:r>
           </w:p>
         </w:tc>
@@ -7467,7 +7478,7 @@
                 <w:szCs w:val="12"/>
                 <w:lang w:val="en-US" w:eastAsia="en-US" w:bidi="fa-IR"/>
               </w:rPr>
-              <w:t>{{GRADE_11_S_000010}}</w:t>
+              <w:t>{{GRADE_S_000002_S_000010}}</w:t>
             </w:r>
           </w:p>
         </w:tc>
@@ -7597,7 +7608,7 @@
                 <w:szCs w:val="12"/>
                 <w:lang w:val="en-US" w:eastAsia="en-US" w:bidi="fa-IR"/>
               </w:rPr>
-              <w:t>{{GRADE_10_S_000010}}</w:t>
+              <w:t>{{GRADE_S_000001_S_000010}}</w:t>
             </w:r>
           </w:p>
         </w:tc>
@@ -7847,7 +7858,7 @@
                 <w:szCs w:val="12"/>
                 <w:lang w:val="en-US" w:eastAsia="en-US" w:bidi="fa-IR"/>
               </w:rPr>
-              <w:t>{{GRADE_12_S_000011}}</w:t>
+              <w:t>{{GRADE_S_000003_S_000011}}</w:t>
             </w:r>
           </w:p>
         </w:tc>
@@ -7978,7 +7989,7 @@
                 <w:szCs w:val="12"/>
                 <w:lang w:val="en-US" w:eastAsia="en-US" w:bidi="fa-IR"/>
               </w:rPr>
-              <w:t>{{GRADE_11_S_000011}}</w:t>
+              <w:t>{{GRADE_S_000002_S_000011}}</w:t>
             </w:r>
           </w:p>
         </w:tc>
@@ -8108,7 +8119,7 @@
                 <w:szCs w:val="12"/>
                 <w:lang w:val="en-US" w:eastAsia="en-US" w:bidi="fa-IR"/>
               </w:rPr>
-              <w:t>{{GRADE_10_S_000011}}</w:t>
+              <w:t>{{GRADE_S_000001_S_000011}}</w:t>
             </w:r>
           </w:p>
         </w:tc>
@@ -8358,7 +8369,7 @@
                 <w:szCs w:val="12"/>
                 <w:lang w:val="en-US" w:eastAsia="en-US" w:bidi="fa-IR"/>
               </w:rPr>
-              <w:t>{{GRADE_12_S_000012}}</w:t>
+              <w:t>{{GRADE_S_000003_S_000012}}</w:t>
             </w:r>
           </w:p>
         </w:tc>
@@ -8489,7 +8500,7 @@
                 <w:szCs w:val="12"/>
                 <w:lang w:val="en-US" w:eastAsia="en-US" w:bidi="fa-IR"/>
               </w:rPr>
-              <w:t>{{GRADE_11_S_000012}}</w:t>
+              <w:t>{{GRADE_S_000002_S_000012}}</w:t>
             </w:r>
           </w:p>
         </w:tc>
@@ -8619,7 +8630,7 @@
                 <w:szCs w:val="12"/>
                 <w:lang w:val="en-US" w:eastAsia="en-US" w:bidi="fa-IR"/>
               </w:rPr>
-              <w:t>{{GRADE_10_S_000012}}</w:t>
+              <w:t>{{GRADE_S_000001_S_000012}}</w:t>
             </w:r>
           </w:p>
         </w:tc>
@@ -8869,7 +8880,7 @@
                 <w:szCs w:val="12"/>
                 <w:lang w:val="en-US" w:eastAsia="en-US" w:bidi="fa-IR"/>
               </w:rPr>
-              <w:t>{{GRADE_12_S_000013}}</w:t>
+              <w:t>{{GRADE_S_000003_S_000013}}</w:t>
             </w:r>
           </w:p>
         </w:tc>
@@ -9000,7 +9011,7 @@
                 <w:szCs w:val="12"/>
                 <w:lang w:val="en-US" w:eastAsia="en-US" w:bidi="fa-IR"/>
               </w:rPr>
-              <w:t>{{GRADE_11_S_000013}}</w:t>
+              <w:t>{{GRADE_S_000002_S_000013}}</w:t>
             </w:r>
           </w:p>
         </w:tc>
@@ -9130,7 +9141,7 @@
                 <w:szCs w:val="12"/>
                 <w:lang w:val="en-US" w:eastAsia="en-US" w:bidi="fa-IR"/>
               </w:rPr>
-              <w:t>{{GRADE_10_S_000013}}</w:t>
+              <w:t>{{GRADE_S_000001_S_000013}}</w:t>
             </w:r>
           </w:p>
         </w:tc>
@@ -9380,7 +9391,7 @@
                 <w:szCs w:val="12"/>
                 <w:lang w:val="en-US" w:eastAsia="en-US" w:bidi="fa-IR"/>
               </w:rPr>
-              <w:t>{{GRADE_12_S_000014}}</w:t>
+              <w:t>{{GRADE_S_000003_S_000014}}</w:t>
             </w:r>
           </w:p>
         </w:tc>
@@ -9511,7 +9522,7 @@
                 <w:szCs w:val="12"/>
                 <w:lang w:val="en-US" w:eastAsia="en-US" w:bidi="fa-IR"/>
               </w:rPr>
-              <w:t>{{GRADE_11_S_000014}}</w:t>
+              <w:t>{{GRADE_S_000002_S_000014}}</w:t>
             </w:r>
           </w:p>
         </w:tc>
@@ -9641,7 +9652,7 @@
                 <w:szCs w:val="12"/>
                 <w:lang w:val="en-US" w:eastAsia="en-US" w:bidi="fa-IR"/>
               </w:rPr>
-              <w:t>{{GRADE_10_S_000014}}</w:t>
+              <w:t>{{GRADE_S_000001_S_000014}}</w:t>
             </w:r>
           </w:p>
         </w:tc>
@@ -9891,7 +9902,7 @@
                 <w:szCs w:val="12"/>
                 <w:lang w:val="en-US" w:eastAsia="en-US" w:bidi="fa-IR"/>
               </w:rPr>
-              <w:t>{{GRADE_12_S_000015}}</w:t>
+              <w:t>{{GRADE_S_000003_S_000015}}</w:t>
             </w:r>
           </w:p>
         </w:tc>
@@ -10022,7 +10033,7 @@
                 <w:szCs w:val="12"/>
                 <w:lang w:val="en-US" w:eastAsia="en-US" w:bidi="fa-IR"/>
               </w:rPr>
-              <w:t>{{GRADE_11_S_000015}}</w:t>
+              <w:t>{{GRADE_S_000002_S_000015}}</w:t>
             </w:r>
           </w:p>
         </w:tc>
@@ -10152,7 +10163,7 @@
                 <w:szCs w:val="12"/>
                 <w:lang w:val="en-US" w:eastAsia="en-US" w:bidi="fa-IR"/>
               </w:rPr>
-              <w:t>{{GRADE_10_S_000015}}</w:t>
+              <w:t>{{GRADE_S_000001_S_000015}}</w:t>
             </w:r>
           </w:p>
         </w:tc>
@@ -10402,7 +10413,7 @@
                 <w:szCs w:val="12"/>
                 <w:lang w:val="en-US" w:eastAsia="en-US" w:bidi="fa-IR"/>
               </w:rPr>
-              <w:t>{{GRADE_12_S_000016}}</w:t>
+              <w:t>{{GRADE_S_000003_S_000016}}</w:t>
             </w:r>
           </w:p>
         </w:tc>
@@ -10533,7 +10544,7 @@
                 <w:szCs w:val="12"/>
                 <w:lang w:val="en-US" w:eastAsia="en-US" w:bidi="fa-IR"/>
               </w:rPr>
-              <w:t>{{GRADE_11_S_000016}}</w:t>
+              <w:t>{{GRADE_S_000002_S_000016}}</w:t>
             </w:r>
           </w:p>
         </w:tc>
@@ -10663,7 +10674,7 @@
                 <w:szCs w:val="12"/>
                 <w:lang w:val="en-US" w:eastAsia="en-US" w:bidi="fa-IR"/>
               </w:rPr>
-              <w:t>{{GRADE_10_S_000016}}</w:t>
+              <w:t>{{GRADE_S_000001_S_000016}}</w:t>
             </w:r>
           </w:p>
         </w:tc>
@@ -10913,7 +10924,7 @@
                 <w:szCs w:val="12"/>
                 <w:lang w:val="en-US" w:eastAsia="en-US" w:bidi="fa-IR"/>
               </w:rPr>
-              <w:t>{{GRADE_12_S_000017}}</w:t>
+              <w:t>{{GRADE_S_000003_S_000017}}</w:t>
             </w:r>
           </w:p>
         </w:tc>
@@ -11044,7 +11055,7 @@
                 <w:szCs w:val="12"/>
                 <w:lang w:val="en-US" w:eastAsia="en-US" w:bidi="fa-IR"/>
               </w:rPr>
-              <w:t>{{GRADE_11_S_000017}}</w:t>
+              <w:t>{{GRADE_S_000002_S_000017}}</w:t>
             </w:r>
           </w:p>
         </w:tc>
@@ -11174,7 +11185,7 @@
                 <w:szCs w:val="12"/>
                 <w:lang w:val="en-US" w:eastAsia="en-US" w:bidi="fa-IR"/>
               </w:rPr>
-              <w:t>{{GRADE_10_S_000017}}</w:t>
+              <w:t>{{GRADE_S_000001_S_000017}}</w:t>
             </w:r>
           </w:p>
         </w:tc>
@@ -11424,7 +11435,7 @@
                 <w:szCs w:val="12"/>
                 <w:lang w:val="en-US" w:eastAsia="en-US" w:bidi="fa-IR"/>
               </w:rPr>
-              <w:t>{{GRADE_12_S_000018}}</w:t>
+              <w:t>{{GRADE_S_000003_S_000018}}</w:t>
             </w:r>
           </w:p>
         </w:tc>
@@ -11555,7 +11566,7 @@
                 <w:szCs w:val="12"/>
                 <w:lang w:val="en-US" w:eastAsia="en-US" w:bidi="fa-IR"/>
               </w:rPr>
-              <w:t>{{GRADE_11_S_000018}}</w:t>
+              <w:t>{{GRADE_S_000002_S_000018}}</w:t>
             </w:r>
           </w:p>
         </w:tc>
@@ -11685,7 +11696,7 @@
                 <w:szCs w:val="12"/>
                 <w:lang w:val="en-US" w:eastAsia="en-US" w:bidi="fa-IR"/>
               </w:rPr>
-              <w:t>{{GRADE_10_S_000018}}</w:t>
+              <w:t>{{GRADE_S_000001_S_000018}}</w:t>
             </w:r>
           </w:p>
         </w:tc>
@@ -11935,7 +11946,7 @@
                 <w:szCs w:val="12"/>
                 <w:lang w:val="en-US" w:eastAsia="en-US" w:bidi="fa-IR"/>
               </w:rPr>
-              <w:t>{{grade_12_sum}}</w:t>
+              <w:t>{{GRADE_S_000003_SUM}}</w:t>
             </w:r>
           </w:p>
         </w:tc>
@@ -12065,7 +12076,7 @@
                 <w:szCs w:val="12"/>
                 <w:lang w:val="en-US" w:eastAsia="en-US" w:bidi="fa-IR"/>
               </w:rPr>
-              <w:t>{{grade_11_sum}}</w:t>
+              <w:t>{{GRADE_S_000002_SUM}}</w:t>
             </w:r>
           </w:p>
         </w:tc>
@@ -12194,7 +12205,7 @@
                 <w:szCs w:val="12"/>
                 <w:lang w:val="en-US" w:eastAsia="en-US" w:bidi="fa-IR"/>
               </w:rPr>
-              <w:t>{{grade_10_sum}}</w:t>
+              <w:t>{{GRADE_S_000001_SUM}}</w:t>
             </w:r>
           </w:p>
         </w:tc>
@@ -12443,7 +12454,7 @@
                 <w:szCs w:val="12"/>
                 <w:lang w:val="en-US" w:eastAsia="en-US" w:bidi="fa-IR"/>
               </w:rPr>
-              <w:t>{{grade_12_avg}}</w:t>
+              <w:t>{{GRADE_S_000003_AVG}}%</w:t>
             </w:r>
           </w:p>
         </w:tc>
@@ -12573,7 +12584,7 @@
                 <w:szCs w:val="12"/>
                 <w:lang w:val="en-US" w:eastAsia="en-US" w:bidi="fa-IR"/>
               </w:rPr>
-              <w:t>{{grade_11_avg}}</w:t>
+              <w:t>{{GRADE_S_000002_AVG}}%</w:t>
             </w:r>
           </w:p>
         </w:tc>
@@ -12702,7 +12713,7 @@
                 <w:szCs w:val="12"/>
                 <w:lang w:val="en-US" w:eastAsia="en-US" w:bidi="fa-IR"/>
               </w:rPr>
-              <w:t>{{grade_10_avg}}</w:t>
+              <w:t>{{GRADE_S_000001_AVG}}%</w:t>
             </w:r>
           </w:p>
         </w:tc>
@@ -13023,7 +13034,7 @@
     </w:pPr>
     <w:r>
       <w:drawing>
-        <wp:anchor behindDoc="1" distT="0" distB="0" distL="0" distR="0" simplePos="0" locked="0" layoutInCell="1" allowOverlap="1" relativeHeight="3">
+        <wp:anchor behindDoc="1" distT="0" distB="0" distL="0" distR="0" simplePos="0" locked="0" layoutInCell="1" allowOverlap="1" relativeHeight="4">
           <wp:simplePos x="0" y="0"/>
           <wp:positionH relativeFrom="column">
             <wp:posOffset>11040110</wp:posOffset>
@@ -13069,7 +13080,7 @@
         </wp:anchor>
       </w:drawing>
       <w:drawing>
-        <wp:anchor behindDoc="0" distT="0" distB="0" distL="114300" distR="114300" simplePos="0" locked="0" layoutInCell="0" allowOverlap="1" relativeHeight="5">
+        <wp:anchor behindDoc="0" distT="0" distB="0" distL="114300" distR="114300" simplePos="0" locked="0" layoutInCell="0" allowOverlap="1" relativeHeight="7">
           <wp:simplePos x="0" y="0"/>
           <wp:positionH relativeFrom="column">
             <wp:posOffset>2731770</wp:posOffset>
@@ -13081,11 +13092,11 @@
           <wp:effectExtent l="0" t="0" r="0" b="0"/>
           <wp:wrapThrough wrapText="bothSides">
             <wp:wrapPolygon edited="0">
-              <wp:start x="-83" y="0"/>
-              <wp:lineTo x="-83" y="20986"/>
-              <wp:lineTo x="20990" y="20986"/>
-              <wp:lineTo x="20990" y="0"/>
-              <wp:lineTo x="-83" y="0"/>
+              <wp:start x="-117" y="0"/>
+              <wp:lineTo x="-117" y="20952"/>
+              <wp:lineTo x="20956" y="20952"/>
+              <wp:lineTo x="20956" y="0"/>
+              <wp:lineTo x="-117" y="0"/>
             </wp:wrapPolygon>
           </wp:wrapThrough>
           <wp:docPr id="3" name="Picture 1" descr=""/>
@@ -13122,7 +13133,7 @@
         </wp:anchor>
       </w:drawing>
       <w:drawing>
-        <wp:anchor behindDoc="0" distT="0" distB="0" distL="114300" distR="114300" simplePos="0" locked="0" layoutInCell="0" allowOverlap="1" relativeHeight="9">
+        <wp:anchor behindDoc="0" distT="0" distB="0" distL="114300" distR="114300" simplePos="0" locked="0" layoutInCell="0" allowOverlap="1" relativeHeight="12">
           <wp:simplePos x="0" y="0"/>
           <wp:positionH relativeFrom="column">
             <wp:posOffset>6182360</wp:posOffset>
@@ -13134,11 +13145,11 @@
           <wp:effectExtent l="0" t="0" r="0" b="0"/>
           <wp:wrapThrough wrapText="bothSides">
             <wp:wrapPolygon edited="0">
-              <wp:start x="-77" y="0"/>
-              <wp:lineTo x="-77" y="20896"/>
-              <wp:lineTo x="20982" y="20896"/>
-              <wp:lineTo x="20982" y="0"/>
-              <wp:lineTo x="-77" y="0"/>
+              <wp:start x="-109" y="0"/>
+              <wp:lineTo x="-109" y="20859"/>
+              <wp:lineTo x="20949" y="20859"/>
+              <wp:lineTo x="20949" y="0"/>
+              <wp:lineTo x="-109" y="0"/>
             </wp:wrapPolygon>
           </wp:wrapThrough>
           <wp:docPr id="4" name="Picture 13" descr="D:\اسنادهای 1400\مکتوب جدید1400\FB_IMG_16057936778036117.jpg"/>
@@ -13397,7 +13408,7 @@
     </w:pPr>
     <w:r>
       <w:drawing>
-        <wp:anchor behindDoc="1" distT="0" distB="0" distL="0" distR="0" simplePos="0" locked="0" layoutInCell="1" allowOverlap="1" relativeHeight="3">
+        <wp:anchor behindDoc="1" distT="0" distB="0" distL="0" distR="0" simplePos="0" locked="0" layoutInCell="1" allowOverlap="1" relativeHeight="4">
           <wp:simplePos x="0" y="0"/>
           <wp:positionH relativeFrom="column">
             <wp:posOffset>11040110</wp:posOffset>
@@ -13443,7 +13454,7 @@
         </wp:anchor>
       </w:drawing>
       <w:drawing>
-        <wp:anchor behindDoc="0" distT="0" distB="0" distL="114300" distR="114300" simplePos="0" locked="0" layoutInCell="0" allowOverlap="1" relativeHeight="5">
+        <wp:anchor behindDoc="0" distT="0" distB="0" distL="114300" distR="114300" simplePos="0" locked="0" layoutInCell="0" allowOverlap="1" relativeHeight="7">
           <wp:simplePos x="0" y="0"/>
           <wp:positionH relativeFrom="column">
             <wp:posOffset>2731770</wp:posOffset>
@@ -13455,11 +13466,11 @@
           <wp:effectExtent l="0" t="0" r="0" b="0"/>
           <wp:wrapThrough wrapText="bothSides">
             <wp:wrapPolygon edited="0">
-              <wp:start x="-83" y="0"/>
-              <wp:lineTo x="-83" y="20986"/>
-              <wp:lineTo x="20990" y="20986"/>
-              <wp:lineTo x="20990" y="0"/>
-              <wp:lineTo x="-83" y="0"/>
+              <wp:start x="-117" y="0"/>
+              <wp:lineTo x="-117" y="20952"/>
+              <wp:lineTo x="20956" y="20952"/>
+              <wp:lineTo x="20956" y="0"/>
+              <wp:lineTo x="-117" y="0"/>
             </wp:wrapPolygon>
           </wp:wrapThrough>
           <wp:docPr id="6" name="Picture 1" descr=""/>
@@ -13496,7 +13507,7 @@
         </wp:anchor>
       </w:drawing>
       <w:drawing>
-        <wp:anchor behindDoc="0" distT="0" distB="0" distL="114300" distR="114300" simplePos="0" locked="0" layoutInCell="0" allowOverlap="1" relativeHeight="9">
+        <wp:anchor behindDoc="0" distT="0" distB="0" distL="114300" distR="114300" simplePos="0" locked="0" layoutInCell="0" allowOverlap="1" relativeHeight="12">
           <wp:simplePos x="0" y="0"/>
           <wp:positionH relativeFrom="column">
             <wp:posOffset>6182360</wp:posOffset>
@@ -13508,11 +13519,11 @@
           <wp:effectExtent l="0" t="0" r="0" b="0"/>
           <wp:wrapThrough wrapText="bothSides">
             <wp:wrapPolygon edited="0">
-              <wp:start x="-77" y="0"/>
-              <wp:lineTo x="-77" y="20896"/>
-              <wp:lineTo x="20982" y="20896"/>
-              <wp:lineTo x="20982" y="0"/>
-              <wp:lineTo x="-77" y="0"/>
+              <wp:start x="-109" y="0"/>
+              <wp:lineTo x="-109" y="20859"/>
+              <wp:lineTo x="20949" y="20859"/>
+              <wp:lineTo x="20949" y="0"/>
+              <wp:lineTo x="-109" y="0"/>
             </wp:wrapPolygon>
           </wp:wrapThrough>
           <wp:docPr id="7" name="Picture 13" descr="D:\اسنادهای 1400\مکتوب جدید1400\FB_IMG_16057936778036117.jpg"/>

--- a/app/templates/docx/student-registration-form.docx
+++ b/app/templates/docx/student-registration-form.docx
@@ -247,18 +247,7 @@
           <w:szCs w:val="14"/>
           <w:lang w:bidi="fa-IR"/>
         </w:rPr>
-        <w:t>form_</w:t>
-      </w:r>
-      <w:r>
-        <w:rPr>
-          <w:rFonts w:cs="B Nazanin" w:asciiTheme="majorBidi" w:hAnsiTheme="majorBidi"/>
-          <w:b/>
-          <w:bCs/>
-          <w:sz w:val="14"/>
-          <w:szCs w:val="14"/>
-          <w:lang w:bidi="fa-IR"/>
-        </w:rPr>
-        <w:t>number</w:t>
+        <w:t>form_number</w:t>
       </w:r>
       <w:r>
         <w:rPr>
@@ -11946,7 +11935,7 @@
                 <w:szCs w:val="12"/>
                 <w:lang w:val="en-US" w:eastAsia="en-US" w:bidi="fa-IR"/>
               </w:rPr>
-              <w:t>{{GRADE_S_000003_SUM}}</w:t>
+              <w:t>{{SUM_GRADE_S_000003}}</w:t>
             </w:r>
           </w:p>
         </w:tc>
@@ -12076,7 +12065,7 @@
                 <w:szCs w:val="12"/>
                 <w:lang w:val="en-US" w:eastAsia="en-US" w:bidi="fa-IR"/>
               </w:rPr>
-              <w:t>{{GRADE_S_000002_SUM}}</w:t>
+              <w:t>{{SUM_GRADE_S_000002}}</w:t>
             </w:r>
           </w:p>
         </w:tc>
@@ -12205,7 +12194,7 @@
                 <w:szCs w:val="12"/>
                 <w:lang w:val="en-US" w:eastAsia="en-US" w:bidi="fa-IR"/>
               </w:rPr>
-              <w:t>{{GRADE_S_000001_SUM}}</w:t>
+              <w:t>{{SUM_GRADE_S_000001}}</w:t>
             </w:r>
           </w:p>
         </w:tc>
@@ -12454,7 +12443,7 @@
                 <w:szCs w:val="12"/>
                 <w:lang w:val="en-US" w:eastAsia="en-US" w:bidi="fa-IR"/>
               </w:rPr>
-              <w:t>{{GRADE_S_000003_AVG}}%</w:t>
+              <w:t>{{AVG_GRADE_S_000003}}%</w:t>
             </w:r>
           </w:p>
         </w:tc>
@@ -12584,7 +12573,7 @@
                 <w:szCs w:val="12"/>
                 <w:lang w:val="en-US" w:eastAsia="en-US" w:bidi="fa-IR"/>
               </w:rPr>
-              <w:t>{{GRADE_S_000002_AVG}}%</w:t>
+              <w:t>{{AVG_GRADE_S_000002}}%</w:t>
             </w:r>
           </w:p>
         </w:tc>
@@ -12713,7 +12702,7 @@
                 <w:szCs w:val="12"/>
                 <w:lang w:val="en-US" w:eastAsia="en-US" w:bidi="fa-IR"/>
               </w:rPr>
-              <w:t>{{GRADE_S_000001_AVG}}%</w:t>
+              <w:t>{{AVG_GRADE_S_000001}}%</w:t>
             </w:r>
           </w:p>
         </w:tc>
@@ -13092,11 +13081,11 @@
           <wp:effectExtent l="0" t="0" r="0" b="0"/>
           <wp:wrapThrough wrapText="bothSides">
             <wp:wrapPolygon edited="0">
-              <wp:start x="-117" y="0"/>
-              <wp:lineTo x="-117" y="20952"/>
-              <wp:lineTo x="20956" y="20952"/>
-              <wp:lineTo x="20956" y="0"/>
-              <wp:lineTo x="-117" y="0"/>
+              <wp:start x="-140" y="0"/>
+              <wp:lineTo x="-140" y="20930"/>
+              <wp:lineTo x="20932" y="20930"/>
+              <wp:lineTo x="20932" y="0"/>
+              <wp:lineTo x="-140" y="0"/>
             </wp:wrapPolygon>
           </wp:wrapThrough>
           <wp:docPr id="3" name="Picture 1" descr=""/>
@@ -13145,11 +13134,11 @@
           <wp:effectExtent l="0" t="0" r="0" b="0"/>
           <wp:wrapThrough wrapText="bothSides">
             <wp:wrapPolygon edited="0">
-              <wp:start x="-109" y="0"/>
-              <wp:lineTo x="-109" y="20859"/>
-              <wp:lineTo x="20949" y="20859"/>
-              <wp:lineTo x="20949" y="0"/>
-              <wp:lineTo x="-109" y="0"/>
+              <wp:start x="-132" y="0"/>
+              <wp:lineTo x="-132" y="20834"/>
+              <wp:lineTo x="20928" y="20834"/>
+              <wp:lineTo x="20928" y="0"/>
+              <wp:lineTo x="-132" y="0"/>
             </wp:wrapPolygon>
           </wp:wrapThrough>
           <wp:docPr id="4" name="Picture 13" descr="D:\اسنادهای 1400\مکتوب جدید1400\FB_IMG_16057936778036117.jpg"/>
@@ -13466,11 +13455,11 @@
           <wp:effectExtent l="0" t="0" r="0" b="0"/>
           <wp:wrapThrough wrapText="bothSides">
             <wp:wrapPolygon edited="0">
-              <wp:start x="-117" y="0"/>
-              <wp:lineTo x="-117" y="20952"/>
-              <wp:lineTo x="20956" y="20952"/>
-              <wp:lineTo x="20956" y="0"/>
-              <wp:lineTo x="-117" y="0"/>
+              <wp:start x="-140" y="0"/>
+              <wp:lineTo x="-140" y="20930"/>
+              <wp:lineTo x="20932" y="20930"/>
+              <wp:lineTo x="20932" y="0"/>
+              <wp:lineTo x="-140" y="0"/>
             </wp:wrapPolygon>
           </wp:wrapThrough>
           <wp:docPr id="6" name="Picture 1" descr=""/>
@@ -13519,11 +13508,11 @@
           <wp:effectExtent l="0" t="0" r="0" b="0"/>
           <wp:wrapThrough wrapText="bothSides">
             <wp:wrapPolygon edited="0">
-              <wp:start x="-109" y="0"/>
-              <wp:lineTo x="-109" y="20859"/>
-              <wp:lineTo x="20949" y="20859"/>
-              <wp:lineTo x="20949" y="0"/>
-              <wp:lineTo x="-109" y="0"/>
+              <wp:start x="-132" y="0"/>
+              <wp:lineTo x="-132" y="20834"/>
+              <wp:lineTo x="20928" y="20834"/>
+              <wp:lineTo x="20928" y="0"/>
+              <wp:lineTo x="-132" y="0"/>
             </wp:wrapPolygon>
           </wp:wrapThrough>
           <wp:docPr id="7" name="Picture 13" descr="D:\اسنادهای 1400\مکتوب جدید1400\FB_IMG_16057936778036117.jpg"/>
